--- a/courts/seventh-circuit/wisconsin/state/supreme-court/amicus-brief/usage/OUTPUT-amicus-brief.docx
+++ b/courts/seventh-circuit/wisconsin/state/supreme-court/amicus-brief/usage/OUTPUT-amicus-brief.docx
@@ -3619,9 +3619,7 @@
           <w:sz w:val="22"/>
           <w:szCs w:val="22"/>
         </w:rPr>
-        <w:t xml:space="preserve">262</w:t>
-        <w:noBreakHyphen/>
-        <w:t xml:space="preserve">4645</w:t>
+        <w:t xml:space="preserve">262-⁠4645</w:t>
       </w:r>
     </w:p>
     <w:p>
@@ -7380,9 +7378,7 @@
         <w:t xml:space="preserve"> </w:t>
       </w:r>
       <w:r>
-        <w:t xml:space="preserve">1</w:t>
-        <w:noBreakHyphen/>
-        <w:t xml:space="preserve">2</w:t>
+        <w:t xml:space="preserve">1-⁠2</w:t>
       </w:r>
       <w:r>
         <w:t xml:space="preserve">   </w:t>
@@ -7486,9 +7482,7 @@
         <w:t xml:space="preserve"> </w:t>
       </w:r>
       <w:r>
-        <w:t xml:space="preserve">4</w:t>
-        <w:noBreakHyphen/>
-        <w:t xml:space="preserve">5</w:t>
+        <w:t xml:space="preserve">4-⁠5</w:t>
       </w:r>
       <w:r>
         <w:t xml:space="preserve">   </w:t>
@@ -8990,13 +8984,7 @@
         <w:t xml:space="preserve"> </w:t>
       </w:r>
       <w:r>
-        <w:t xml:space="preserve">maps do not fulfill this Court’s constitutional duty to remedy the political branches’ failure to enact post</w:t>
-      </w:r>
-      <w:r>
-        <w:noBreakHyphen/>
-      </w:r>
-      <w:r>
-        <w:t xml:space="preserve">2020 maps. The Constitution makes plain that Wisconsinites are entitled to new maps for a new decade. Yet the</w:t>
+        <w:t xml:space="preserve">maps do not fulfill this Court’s constitutional duty to remedy the political branches’ failure to enact post-⁠2020 maps. The Constitution makes plain that Wisconsinites are entitled to new maps for a new decade. Yet the</w:t>
       </w:r>
       <w:r>
         <w:t xml:space="preserve"> </w:t>
@@ -9641,13 +9629,7 @@
         <w:t xml:space="preserve">The Convention of 1846</w:t>
       </w:r>
       <w:r>
-        <w:t xml:space="preserve">, at 288</w:t>
-      </w:r>
-      <w:r>
-        <w:noBreakHyphen/>
-      </w:r>
-      <w:r>
-        <w:t xml:space="preserve">89 (Charles Minton Baker) (explaining that an elected judiciary, “wholly independent” from the other branches rather than “dependent for existence upon the executive or legislative will,” honors the “spirit and genius” of a government in which “all power resides in and should flow from the people”).</w:t>
+        <w:t xml:space="preserve">, at 288-⁠89 (Charles Minton Baker) (explaining that an elected judiciary, “wholly independent” from the other branches rather than “dependent for existence upon the executive or legislative will,” honors the “spirit and genius” of a government in which “all power resides in and should flow from the people”).</w:t>
       </w:r>
     </w:p>
     <w:p>
@@ -10238,13 +10220,7 @@
         <w:t xml:space="preserve"> </w:t>
       </w:r>
       <w:r>
-        <w:t xml:space="preserve">Court refused to “mak[e] significant policy decisions or weigh[] competing policy criteria” to craft a new map for the post</w:t>
-      </w:r>
-      <w:r>
-        <w:noBreakHyphen/>
-      </w:r>
-      <w:r>
-        <w:t xml:space="preserve">2020 world.</w:t>
+        <w:t xml:space="preserve">Court refused to “mak[e] significant policy decisions or weigh[] competing policy criteria” to craft a new map for the post-⁠2020 world.</w:t>
       </w:r>
       <w:r>
         <w:t xml:space="preserve"> </w:t>
@@ -10629,13 +10605,7 @@
         <w:t xml:space="preserve"> </w:t>
       </w:r>
       <w:r>
-        <w:t xml:space="preserve">Resolution 1, § 1(1) (2021</w:t>
-      </w:r>
-      <w:r>
-        <w:noBreakHyphen/>
-      </w:r>
-      <w:r>
-        <w:t xml:space="preserve">2022 biennial session “ends … January 3, 2023”). For its part, the</w:t>
+        <w:t xml:space="preserve">Resolution 1, § 1(1) (2021-⁠2022 biennial session “ends … January 3, 2023”). For its part, the</w:t>
       </w:r>
       <w:r>
         <w:t xml:space="preserve"> </w:t>
@@ -10699,13 +10669,7 @@
         <w:t xml:space="preserve">Johnson</w:t>
       </w:r>
       <w:r>
-        <w:t xml:space="preserve">. Even if least-change maps can redress discrete population inequality claims litigated during the legislature’s first post-census session, such maps do not satisfy separation-of-powers principles after the legislature defaults on its Article IV, § 3 redistricting obligation. To remedy the legislature’s post</w:t>
-      </w:r>
-      <w:r>
-        <w:noBreakHyphen/>
-      </w:r>
-      <w:r>
-        <w:t xml:space="preserve">2022 derogation of its constitutional duty to establish new maps, the judiciary now has a responsibility—its own duty to the people of Wisconsin—to adopt maps that account for present-day conditions.</w:t>
+        <w:t xml:space="preserve">. Even if least-change maps can redress discrete population inequality claims litigated during the legislature’s first post-census session, such maps do not satisfy separation-of-powers principles after the legislature defaults on its Article IV, § 3 redistricting obligation. To remedy the legislature’s post-⁠2022 derogation of its constitutional duty to establish new maps, the judiciary now has a responsibility—its own duty to the people of Wisconsin—to adopt maps that account for present-day conditions.</w:t>
       </w:r>
     </w:p>
     <w:p>
@@ -10938,13 +10902,7 @@
         <w:t xml:space="preserve">Zimmerman</w:t>
       </w:r>
       <w:r>
-        <w:t xml:space="preserve">, 22 Wis. 2d at 556</w:t>
-      </w:r>
-      <w:r>
-        <w:noBreakHyphen/>
-      </w:r>
-      <w:r>
-        <w:t xml:space="preserve">57;</w:t>
+        <w:t xml:space="preserve">, 22 Wis. 2d at 556-⁠57;</w:t>
       </w:r>
       <w:r>
         <w:t xml:space="preserve"> </w:t>
@@ -11757,13 +11715,7 @@
         <w:t xml:space="preserve">v. Wendelberger</w:t>
       </w:r>
       <w:r>
-        <w:t xml:space="preserve">, No. 01–C–0121, 2002 WL 34127471, *3</w:t>
-      </w:r>
-      <w:r>
-        <w:noBreakHyphen/>
-      </w:r>
-      <w:r>
-        <w:t xml:space="preserve">4, *6 (E.D. Wis. May 30, 2002) (decrying the “evident” “partisan origins” of litigants’ proposals and stressing obligation to “avoid[] the creation of partisan advantage”);</w:t>
+        <w:t xml:space="preserve">, No. 01–C–0121, 2002 WL 34127471, *3-⁠4, *6 (E.D. Wis. May 30, 2002) (decrying the “evident” “partisan origins” of litigants’ proposals and stressing obligation to “avoid[] the creation of partisan advantage”);</w:t>
       </w:r>
       <w:r>
         <w:t xml:space="preserve"> </w:t>
@@ -12612,9 +12564,7 @@
                     <w:t xml:space="preserve"> </w:t>
                   </w:r>
                   <w:r>
-                    <w:t xml:space="preserve">262</w:t>
-                    <w:noBreakHyphen/>
-                    <w:t xml:space="preserve">4645</w:t>
+                    <w:t xml:space="preserve">262-⁠4645</w:t>
                   </w:r>
                 </w:p>
                 <w:p>
@@ -14232,9 +14182,7 @@
               <w:t xml:space="preserve"> </w:t>
             </w:r>
             <w:r>
-              <w:t xml:space="preserve">262</w:t>
-              <w:noBreakHyphen/>
-              <w:t xml:space="preserve">4645</w:t>
+              <w:t xml:space="preserve">262-⁠4645</w:t>
             </w:r>
           </w:p>
           <w:p>
@@ -14502,13 +14450,7 @@
         <w:t xml:space="preserve">Wilson v. Eu</w:t>
       </w:r>
       <w:r>
-        <w:t xml:space="preserve">, 823 P.2d 545, 576</w:t>
-      </w:r>
-      <w:r>
-        <w:noBreakHyphen/>
-      </w:r>
-      <w:r>
-        <w:t xml:space="preserve">77 (Cal. 1992) (considering itself “compelled to reject” legislator-drawn plans with “calculated partisan political consequences”);</w:t>
+        <w:t xml:space="preserve">, 823 P.2d 545, 576-⁠77 (Cal. 1992) (considering itself “compelled to reject” legislator-drawn plans with “calculated partisan political consequences”);</w:t>
       </w:r>
       <w:r>
         <w:t xml:space="preserve"> </w:t>
@@ -15318,7 +15260,7 @@
     <w:qFormat/>
     <w:pPr>
       <w:keepLines/>
-      <w:spacing w:before="0" w:after="140" w:line="253" w:lineRule="exact"/>
+      <w:spacing w:before="23" w:after="140" w:line="253" w:lineRule="exact"/>
     </w:pPr>
     <w:rPr>
       <w:sz w:val="22"/>
